--- a/docs/guidance/Technical notes/Note on Estimating the Sampling-Error Covariance Matrix (revised).docx
+++ b/docs/guidance/Technical notes/Note on Estimating the Sampling-Error Covariance Matrix (revised).docx
@@ -32,7 +32,7 @@
         <w:pStyle w:val="Date"/>
       </w:pPr>
       <w:r>
-        <w:t>June 2026</w:t>
+        <w:t xml:space="preserve">June 2026 • implementation updated October 2026 for wizard.5.14 (w5n)</w:t>
       </w:r>
     </w:p>
     <w:p>
@@ -533,6 +533,14 @@
       <w:proofErr w:type="gramEnd"/>
       <w:r>
         <w:t>.</w:t>
+      </w:r>
+    </w:p>
+    <w:p>
+      <w:pPr>
+        <w:pStyle w:val="Normal"/>
+      </w:pPr>
+      <w:r>
+        <w:t xml:space="preserve">QER implementation scope. This note concerns covariance of Direct sampling errors, not MCPE of model prediction errors. The latter and annual MSE are estimated jointly by the final-estimator bootstrap described in the companion MSE note. The implementation checks and simulation evidence are documented in docs/METHODOLOGY_ALIGNMENT.md and docs/MCPE_VALIDATION_STATUS.md. Numerical agreement and Monte Carlo precision do not certify interval coverage for all survey designs. Review model assumptions, boundary sensitivity and any undercoverage before dissemination. Use the latest validation status for current experiment counts and results.</w:t>
       </w:r>
     </w:p>
     <w:p>
@@ -7178,6 +7186,14 @@
     </w:p>
     <w:p>
       <w:pPr>
+        <w:pStyle w:val="Normal"/>
+      </w:pPr>
+      <w:r>
+        <w:t xml:space="preserve">For log mean welfare, individual zero and negative welfare contributes to the arithmetic Direct mean; positive finite area means are required before logging. The delta transformation applies to the full covariance matrix. Any admissibility repair is performed once before the original MFH fit, recorded in mfh_sampling_covariance.csv and held fixed throughout the bootstrap. GVF and estimated correlation uncertainty are conditional inputs, not additional resampled components.</w:t>
+      </w:r>
+    </w:p>
+    <w:p>
+      <w:pPr>
         <w:pStyle w:val="Heading2"/>
       </w:pPr>
       <w:r>
@@ -7654,15 +7670,7 @@
         <w:pStyle w:val="BodyText"/>
       </w:pPr>
       <w:r>
-        <w:t xml:space="preserve">The package keeps this </w:t>
-      </w:r>
-      <w:proofErr w:type="gramStart"/>
-      <w:r>
-        <w:t>nationally-pooled</w:t>
-      </w:r>
-      <w:proofErr w:type="gramEnd"/>
-      <w:r>
-        <w:t xml:space="preserve"> structure but estimates the correlation at the PSU level: the off-diagonal is the design-based cross-time correlation of the direct estimator, with PSUs declared as first-stage units, multiplied by the area variances and with no separate unit-overlap factor. For poverty mapping this is the more appropriate choice, for several reasons.</w:t>
+        <w:t xml:space="preserve">The package retains a nationally pooled correlation, estimated with the survey design and PSUs declared as first-stage units, and applies it to area-specific working variances without an additional household-overlap factor. This is a project implementation choice. Its adequacy depends on consistent PSU identifiers, survey design and the plausibility of a common correlation; it should be checked against design information and sensitivity results.</w:t>
       </w:r>
     </w:p>
     <w:p>
@@ -7686,7 +7694,7 @@
         </w:numPr>
       </w:pPr>
       <w:r>
-        <w:t>The covariance survives even when the same households are not re-interviewed. Whenever a PSU is revisited, its persistent cluster effect links the two waves, so the PSU-level correlation is non-zero even where the unit overlap is zero. This is the design-based counterpart of the warning against the panel-only shortcut in Section 7.</w:t>
+        <w:t xml:space="preserve">Under a persistent cluster-effect model, reused PSUs can induce covariance even without re-interviewing the same households. Its magnitude and sign depend on the actual design and population; PSU reuse alone is not an empirical covariance estimate.</w:t>
       </w:r>
     </w:p>
     <w:p>
@@ -8781,10 +8789,8 @@
       <w:pPr>
         <w:pStyle w:val="Heading1"/>
       </w:pPr>
-      <w:bookmarkStart w:id="15" w:name="r-pseudo-code"/>
-      <w:bookmarkEnd w:id="14"/>
-      <w:r>
-        <w:t>12. R pseudo-code</w:t>
+      <w:r>
+        <w:t xml:space="preserve">12 Implementation workflow</w:t>
       </w:r>
     </w:p>
     <w:p>
@@ -8792,1020 +8798,15 @@
         <w:pStyle w:val="FirstParagraph"/>
       </w:pPr>
       <w:r>
-        <w:t>The following pseudo-code illustrates the intended workflow. It is schematic; actual package code handles transformation choices, poverty indicators, smoothing, diagnostics, and output formatting.</w:t>
-      </w:r>
-    </w:p>
-    <w:p>
-      <w:pPr>
-        <w:pStyle w:val="SourceCode"/>
-        <w:jc w:val="left"/>
-      </w:pPr>
-      <w:r>
-        <w:rPr>
-          <w:rStyle w:val="FunctionTok"/>
-        </w:rPr>
-        <w:t>library</w:t>
-      </w:r>
-      <w:r>
-        <w:rPr>
-          <w:rStyle w:val="NormalTok"/>
-        </w:rPr>
-        <w:t>(survey)</w:t>
-      </w:r>
-      <w:r>
-        <w:br/>
-      </w:r>
-      <w:r>
-        <w:br/>
-      </w:r>
-      <w:r>
-        <w:rPr>
-          <w:rStyle w:val="CommentTok"/>
-        </w:rPr>
-        <w:t># 1. Stack the two waves and declare the complex survey design.</w:t>
-      </w:r>
-      <w:r>
-        <w:br/>
-      </w:r>
-      <w:r>
-        <w:rPr>
-          <w:rStyle w:val="NormalTok"/>
-        </w:rPr>
-        <w:t xml:space="preserve">des </w:t>
-      </w:r>
-      <w:r>
-        <w:rPr>
-          <w:rStyle w:val="OtherTok"/>
-        </w:rPr>
-        <w:t>&lt;-</w:t>
-      </w:r>
-      <w:r>
-        <w:rPr>
-          <w:rStyle w:val="NormalTok"/>
-        </w:rPr>
-        <w:t xml:space="preserve"> </w:t>
-      </w:r>
-      <w:proofErr w:type="gramStart"/>
-      <w:r>
-        <w:rPr>
-          <w:rStyle w:val="FunctionTok"/>
-        </w:rPr>
-        <w:t>svydesign</w:t>
-      </w:r>
-      <w:r>
-        <w:rPr>
-          <w:rStyle w:val="NormalTok"/>
-        </w:rPr>
-        <w:t>(</w:t>
-      </w:r>
-      <w:proofErr w:type="gramEnd"/>
-      <w:r>
-        <w:br/>
-      </w:r>
-      <w:r>
-        <w:rPr>
-          <w:rStyle w:val="NormalTok"/>
-        </w:rPr>
-        <w:t xml:space="preserve">  </w:t>
-      </w:r>
-      <w:r>
-        <w:rPr>
-          <w:rStyle w:val="AttributeTok"/>
-        </w:rPr>
-        <w:t>ids     =</w:t>
-      </w:r>
-      <w:r>
-        <w:rPr>
-          <w:rStyle w:val="NormalTok"/>
-        </w:rPr>
-        <w:t xml:space="preserve"> </w:t>
-      </w:r>
-      <w:r>
-        <w:rPr>
-          <w:rStyle w:val="SpecialCharTok"/>
-        </w:rPr>
-        <w:t>~</w:t>
-      </w:r>
-      <w:r>
-        <w:rPr>
-          <w:rStyle w:val="NormalTok"/>
-        </w:rPr>
-        <w:t>psu,</w:t>
-      </w:r>
-      <w:r>
-        <w:br/>
-      </w:r>
-      <w:r>
-        <w:rPr>
-          <w:rStyle w:val="NormalTok"/>
-        </w:rPr>
-        <w:t xml:space="preserve">  </w:t>
-      </w:r>
-      <w:r>
-        <w:rPr>
-          <w:rStyle w:val="AttributeTok"/>
-        </w:rPr>
-        <w:t>weights =</w:t>
-      </w:r>
-      <w:r>
-        <w:rPr>
-          <w:rStyle w:val="NormalTok"/>
-        </w:rPr>
-        <w:t xml:space="preserve"> </w:t>
-      </w:r>
-      <w:r>
-        <w:rPr>
-          <w:rStyle w:val="SpecialCharTok"/>
-        </w:rPr>
-        <w:t>~</w:t>
-      </w:r>
-      <w:r>
-        <w:rPr>
-          <w:rStyle w:val="NormalTok"/>
-        </w:rPr>
-        <w:t>weight,</w:t>
-      </w:r>
-      <w:r>
-        <w:br/>
-      </w:r>
-      <w:r>
-        <w:rPr>
-          <w:rStyle w:val="NormalTok"/>
-        </w:rPr>
-        <w:t xml:space="preserve">  </w:t>
-      </w:r>
-      <w:r>
-        <w:rPr>
-          <w:rStyle w:val="AttributeTok"/>
-        </w:rPr>
-        <w:t>data    =</w:t>
-      </w:r>
-      <w:r>
-        <w:rPr>
-          <w:rStyle w:val="NormalTok"/>
-        </w:rPr>
-        <w:t xml:space="preserve"> survey_data_two_waves</w:t>
-      </w:r>
-      <w:r>
-        <w:br/>
-      </w:r>
-      <w:r>
-        <w:rPr>
-          <w:rStyle w:val="NormalTok"/>
-        </w:rPr>
-        <w:t>)</w:t>
-      </w:r>
-      <w:r>
-        <w:br/>
-      </w:r>
-      <w:r>
-        <w:br/>
-      </w:r>
-      <w:r>
-        <w:rPr>
-          <w:rStyle w:val="CommentTok"/>
-        </w:rPr>
-        <w:t># 2. Compute direct estimates by area and year.</w:t>
-      </w:r>
-      <w:r>
-        <w:br/>
-      </w:r>
-      <w:r>
-        <w:rPr>
-          <w:rStyle w:val="NormalTok"/>
-        </w:rPr>
-        <w:t xml:space="preserve">direct_by_area_year </w:t>
-      </w:r>
-      <w:r>
-        <w:rPr>
-          <w:rStyle w:val="OtherTok"/>
-        </w:rPr>
-        <w:t>&lt;-</w:t>
-      </w:r>
-      <w:r>
-        <w:rPr>
-          <w:rStyle w:val="NormalTok"/>
-        </w:rPr>
-        <w:t xml:space="preserve"> </w:t>
-      </w:r>
-      <w:proofErr w:type="gramStart"/>
-      <w:r>
-        <w:rPr>
-          <w:rStyle w:val="FunctionTok"/>
-        </w:rPr>
-        <w:t>svyby</w:t>
-      </w:r>
-      <w:r>
-        <w:rPr>
-          <w:rStyle w:val="NormalTok"/>
-        </w:rPr>
-        <w:t>(</w:t>
-      </w:r>
-      <w:proofErr w:type="gramEnd"/>
-      <w:r>
-        <w:br/>
-      </w:r>
-      <w:r>
-        <w:rPr>
-          <w:rStyle w:val="NormalTok"/>
-        </w:rPr>
-        <w:t xml:space="preserve">  </w:t>
-      </w:r>
-      <w:r>
-        <w:rPr>
-          <w:rStyle w:val="AttributeTok"/>
-        </w:rPr>
-        <w:t>formula  =</w:t>
-      </w:r>
-      <w:r>
-        <w:rPr>
-          <w:rStyle w:val="NormalTok"/>
-        </w:rPr>
-        <w:t xml:space="preserve"> </w:t>
-      </w:r>
-      <w:r>
-        <w:rPr>
-          <w:rStyle w:val="SpecialCharTok"/>
-        </w:rPr>
-        <w:t>~</w:t>
-      </w:r>
-      <w:r>
-        <w:rPr>
-          <w:rStyle w:val="NormalTok"/>
-        </w:rPr>
-        <w:t>poor,</w:t>
-      </w:r>
-      <w:r>
-        <w:br/>
-      </w:r>
-      <w:r>
-        <w:rPr>
-          <w:rStyle w:val="NormalTok"/>
-        </w:rPr>
-        <w:t xml:space="preserve">  </w:t>
-      </w:r>
-      <w:r>
-        <w:rPr>
-          <w:rStyle w:val="AttributeTok"/>
-        </w:rPr>
-        <w:t>by       =</w:t>
-      </w:r>
-      <w:r>
-        <w:rPr>
-          <w:rStyle w:val="NormalTok"/>
-        </w:rPr>
-        <w:t xml:space="preserve"> </w:t>
-      </w:r>
-      <w:r>
-        <w:rPr>
-          <w:rStyle w:val="SpecialCharTok"/>
-        </w:rPr>
-        <w:t>~</w:t>
-      </w:r>
-      <w:r>
-        <w:rPr>
-          <w:rStyle w:val="NormalTok"/>
-        </w:rPr>
-        <w:t xml:space="preserve">area </w:t>
-      </w:r>
-      <w:r>
-        <w:rPr>
-          <w:rStyle w:val="SpecialCharTok"/>
-        </w:rPr>
-        <w:t>+</w:t>
-      </w:r>
-      <w:r>
-        <w:rPr>
-          <w:rStyle w:val="NormalTok"/>
-        </w:rPr>
-        <w:t xml:space="preserve"> year,</w:t>
-      </w:r>
-      <w:r>
-        <w:br/>
-      </w:r>
-      <w:r>
-        <w:rPr>
-          <w:rStyle w:val="NormalTok"/>
-        </w:rPr>
-        <w:t xml:space="preserve">  </w:t>
-      </w:r>
-      <w:r>
-        <w:rPr>
-          <w:rStyle w:val="AttributeTok"/>
-        </w:rPr>
-        <w:t>design   =</w:t>
-      </w:r>
-      <w:r>
-        <w:rPr>
-          <w:rStyle w:val="NormalTok"/>
-        </w:rPr>
-        <w:t xml:space="preserve"> des,</w:t>
-      </w:r>
-      <w:r>
-        <w:br/>
-      </w:r>
-      <w:r>
-        <w:rPr>
-          <w:rStyle w:val="NormalTok"/>
-        </w:rPr>
-        <w:t xml:space="preserve">  </w:t>
-      </w:r>
-      <w:r>
-        <w:rPr>
-          <w:rStyle w:val="AttributeTok"/>
-        </w:rPr>
-        <w:t>FUN      =</w:t>
-      </w:r>
-      <w:r>
-        <w:rPr>
-          <w:rStyle w:val="NormalTok"/>
-        </w:rPr>
-        <w:t xml:space="preserve"> svymean,</w:t>
-      </w:r>
-      <w:r>
-        <w:br/>
-      </w:r>
-      <w:r>
-        <w:rPr>
-          <w:rStyle w:val="NormalTok"/>
-        </w:rPr>
-        <w:lastRenderedPageBreak/>
-        <w:t xml:space="preserve">  </w:t>
-      </w:r>
-      <w:r>
-        <w:rPr>
-          <w:rStyle w:val="AttributeTok"/>
-        </w:rPr>
-        <w:t>na.rm    =</w:t>
-      </w:r>
-      <w:r>
-        <w:rPr>
-          <w:rStyle w:val="NormalTok"/>
-        </w:rPr>
-        <w:t xml:space="preserve"> </w:t>
-      </w:r>
-      <w:r>
-        <w:rPr>
-          <w:rStyle w:val="ConstantTok"/>
-        </w:rPr>
-        <w:t>TRUE</w:t>
-      </w:r>
-      <w:r>
-        <w:rPr>
-          <w:rStyle w:val="NormalTok"/>
-        </w:rPr>
-        <w:t>,</w:t>
-      </w:r>
-      <w:r>
-        <w:br/>
-      </w:r>
-      <w:r>
-        <w:rPr>
-          <w:rStyle w:val="NormalTok"/>
-        </w:rPr>
-        <w:t xml:space="preserve">  </w:t>
-      </w:r>
-      <w:r>
-        <w:rPr>
-          <w:rStyle w:val="AttributeTok"/>
-        </w:rPr>
-        <w:t>keep.var =</w:t>
-      </w:r>
-      <w:r>
-        <w:rPr>
-          <w:rStyle w:val="NormalTok"/>
-        </w:rPr>
-        <w:t xml:space="preserve"> </w:t>
-      </w:r>
-      <w:r>
-        <w:rPr>
-          <w:rStyle w:val="ConstantTok"/>
-        </w:rPr>
-        <w:t>TRUE</w:t>
-      </w:r>
-      <w:r>
-        <w:br/>
-      </w:r>
-      <w:r>
-        <w:rPr>
-          <w:rStyle w:val="NormalTok"/>
-        </w:rPr>
-        <w:t>)</w:t>
-      </w:r>
-      <w:r>
-        <w:br/>
-      </w:r>
-      <w:r>
-        <w:br/>
-      </w:r>
-      <w:r>
-        <w:rPr>
-          <w:rStyle w:val="CommentTok"/>
-        </w:rPr>
-        <w:t># 3. For each area, compute the design-based covariance matrix over years.</w:t>
-      </w:r>
-      <w:r>
-        <w:br/>
-      </w:r>
-      <w:r>
-        <w:rPr>
-          <w:rStyle w:val="NormalTok"/>
-        </w:rPr>
-        <w:t xml:space="preserve">V_by_area </w:t>
-      </w:r>
-      <w:r>
-        <w:rPr>
-          <w:rStyle w:val="OtherTok"/>
-        </w:rPr>
-        <w:t>&lt;-</w:t>
-      </w:r>
-      <w:r>
-        <w:rPr>
-          <w:rStyle w:val="NormalTok"/>
-        </w:rPr>
-        <w:t xml:space="preserve"> </w:t>
-      </w:r>
-      <w:r>
-        <w:rPr>
-          <w:rStyle w:val="FunctionTok"/>
-        </w:rPr>
-        <w:t>lapply</w:t>
-      </w:r>
-      <w:r>
-        <w:rPr>
-          <w:rStyle w:val="NormalTok"/>
-        </w:rPr>
-        <w:t>(</w:t>
-      </w:r>
-      <w:r>
-        <w:rPr>
-          <w:rStyle w:val="FunctionTok"/>
-        </w:rPr>
-        <w:t>unique</w:t>
-      </w:r>
-      <w:r>
-        <w:rPr>
-          <w:rStyle w:val="NormalTok"/>
-        </w:rPr>
-        <w:t>(survey_data_two_waves</w:t>
-      </w:r>
-      <w:r>
-        <w:rPr>
-          <w:rStyle w:val="SpecialCharTok"/>
-        </w:rPr>
-        <w:t>$</w:t>
-      </w:r>
-      <w:r>
-        <w:rPr>
-          <w:rStyle w:val="NormalTok"/>
-        </w:rPr>
-        <w:t xml:space="preserve">area), </w:t>
-      </w:r>
-      <w:r>
-        <w:rPr>
-          <w:rStyle w:val="ControlFlowTok"/>
-        </w:rPr>
-        <w:t>function</w:t>
-      </w:r>
-      <w:r>
-        <w:rPr>
-          <w:rStyle w:val="NormalTok"/>
-        </w:rPr>
-        <w:t>(a) {</w:t>
-      </w:r>
-      <w:r>
-        <w:br/>
-      </w:r>
-      <w:r>
-        <w:rPr>
-          <w:rStyle w:val="NormalTok"/>
-        </w:rPr>
-        <w:t xml:space="preserve">  des_a </w:t>
-      </w:r>
-      <w:r>
-        <w:rPr>
-          <w:rStyle w:val="OtherTok"/>
-        </w:rPr>
-        <w:t>&lt;-</w:t>
-      </w:r>
-      <w:r>
-        <w:rPr>
-          <w:rStyle w:val="NormalTok"/>
-        </w:rPr>
-        <w:t xml:space="preserve"> </w:t>
-      </w:r>
-      <w:r>
-        <w:rPr>
-          <w:rStyle w:val="FunctionTok"/>
-        </w:rPr>
-        <w:t>subset</w:t>
-      </w:r>
-      <w:r>
-        <w:rPr>
-          <w:rStyle w:val="NormalTok"/>
-        </w:rPr>
-        <w:t xml:space="preserve">(des, area </w:t>
-      </w:r>
-      <w:r>
-        <w:rPr>
-          <w:rStyle w:val="SpecialCharTok"/>
-        </w:rPr>
-        <w:t>==</w:t>
-      </w:r>
-      <w:r>
-        <w:rPr>
-          <w:rStyle w:val="NormalTok"/>
-        </w:rPr>
-        <w:t xml:space="preserve"> a)</w:t>
-      </w:r>
-      <w:r>
-        <w:br/>
-      </w:r>
-      <w:r>
-        <w:br/>
-      </w:r>
-      <w:r>
-        <w:rPr>
-          <w:rStyle w:val="NormalTok"/>
-        </w:rPr>
-        <w:t xml:space="preserve">  out_a </w:t>
-      </w:r>
-      <w:r>
-        <w:rPr>
-          <w:rStyle w:val="OtherTok"/>
-        </w:rPr>
-        <w:t>&lt;-</w:t>
-      </w:r>
-      <w:r>
-        <w:rPr>
-          <w:rStyle w:val="NormalTok"/>
-        </w:rPr>
-        <w:t xml:space="preserve"> </w:t>
-      </w:r>
-      <w:r>
-        <w:rPr>
-          <w:rStyle w:val="FunctionTok"/>
-        </w:rPr>
-        <w:t>svyby</w:t>
-      </w:r>
-      <w:r>
-        <w:rPr>
-          <w:rStyle w:val="NormalTok"/>
-        </w:rPr>
-        <w:t>(</w:t>
-      </w:r>
-      <w:r>
-        <w:br/>
-      </w:r>
-      <w:r>
-        <w:rPr>
-          <w:rStyle w:val="NormalTok"/>
-        </w:rPr>
-        <w:t xml:space="preserve">    </w:t>
-      </w:r>
-      <w:r>
-        <w:rPr>
-          <w:rStyle w:val="AttributeTok"/>
-        </w:rPr>
-        <w:t>formula =</w:t>
-      </w:r>
-      <w:r>
-        <w:rPr>
-          <w:rStyle w:val="NormalTok"/>
-        </w:rPr>
-        <w:t xml:space="preserve"> </w:t>
-      </w:r>
-      <w:r>
-        <w:rPr>
-          <w:rStyle w:val="SpecialCharTok"/>
-        </w:rPr>
-        <w:t>~</w:t>
-      </w:r>
-      <w:r>
-        <w:rPr>
-          <w:rStyle w:val="NormalTok"/>
-        </w:rPr>
-        <w:t>poor,</w:t>
-      </w:r>
-      <w:r>
-        <w:br/>
-      </w:r>
-      <w:r>
-        <w:rPr>
-          <w:rStyle w:val="NormalTok"/>
-        </w:rPr>
-        <w:t xml:space="preserve">    </w:t>
-      </w:r>
-      <w:r>
-        <w:rPr>
-          <w:rStyle w:val="AttributeTok"/>
-        </w:rPr>
-        <w:t>by      =</w:t>
-      </w:r>
-      <w:r>
-        <w:rPr>
-          <w:rStyle w:val="NormalTok"/>
-        </w:rPr>
-        <w:t xml:space="preserve"> </w:t>
-      </w:r>
-      <w:r>
-        <w:rPr>
-          <w:rStyle w:val="SpecialCharTok"/>
-        </w:rPr>
-        <w:t>~</w:t>
-      </w:r>
-      <w:r>
-        <w:rPr>
-          <w:rStyle w:val="NormalTok"/>
-        </w:rPr>
-        <w:t>year,</w:t>
-      </w:r>
-      <w:r>
-        <w:br/>
-      </w:r>
-      <w:r>
-        <w:rPr>
-          <w:rStyle w:val="NormalTok"/>
-        </w:rPr>
-        <w:t xml:space="preserve">    </w:t>
-      </w:r>
-      <w:r>
-        <w:rPr>
-          <w:rStyle w:val="AttributeTok"/>
-        </w:rPr>
-        <w:t>design  =</w:t>
-      </w:r>
-      <w:r>
-        <w:rPr>
-          <w:rStyle w:val="NormalTok"/>
-        </w:rPr>
-        <w:t xml:space="preserve"> des_a,</w:t>
-      </w:r>
-      <w:r>
-        <w:br/>
-      </w:r>
-      <w:r>
-        <w:rPr>
-          <w:rStyle w:val="NormalTok"/>
-        </w:rPr>
-        <w:t xml:space="preserve">    </w:t>
-      </w:r>
-      <w:r>
-        <w:rPr>
-          <w:rStyle w:val="AttributeTok"/>
-        </w:rPr>
-        <w:t>FUN     =</w:t>
-      </w:r>
-      <w:r>
-        <w:rPr>
-          <w:rStyle w:val="NormalTok"/>
-        </w:rPr>
-        <w:t xml:space="preserve"> svymean,</w:t>
-      </w:r>
-      <w:r>
-        <w:br/>
-      </w:r>
-      <w:r>
-        <w:rPr>
-          <w:rStyle w:val="NormalTok"/>
-        </w:rPr>
-        <w:t xml:space="preserve">    </w:t>
-      </w:r>
-      <w:r>
-        <w:rPr>
-          <w:rStyle w:val="AttributeTok"/>
-        </w:rPr>
-        <w:t>covmat  =</w:t>
-      </w:r>
-      <w:r>
-        <w:rPr>
-          <w:rStyle w:val="NormalTok"/>
-        </w:rPr>
-        <w:t xml:space="preserve"> </w:t>
-      </w:r>
-      <w:r>
-        <w:rPr>
-          <w:rStyle w:val="ConstantTok"/>
-        </w:rPr>
-        <w:t>TRUE</w:t>
-      </w:r>
-      <w:r>
-        <w:rPr>
-          <w:rStyle w:val="NormalTok"/>
-        </w:rPr>
-        <w:t>,</w:t>
-      </w:r>
-      <w:r>
-        <w:br/>
-      </w:r>
-      <w:r>
-        <w:rPr>
-          <w:rStyle w:val="NormalTok"/>
-        </w:rPr>
-        <w:t xml:space="preserve">    </w:t>
-      </w:r>
-      <w:r>
-        <w:rPr>
-          <w:rStyle w:val="AttributeTok"/>
-        </w:rPr>
-        <w:t>na.rm   =</w:t>
-      </w:r>
-      <w:r>
-        <w:rPr>
-          <w:rStyle w:val="NormalTok"/>
-        </w:rPr>
-        <w:t xml:space="preserve"> </w:t>
-      </w:r>
-      <w:r>
-        <w:rPr>
-          <w:rStyle w:val="ConstantTok"/>
-        </w:rPr>
-        <w:t>TRUE</w:t>
-      </w:r>
-      <w:r>
-        <w:br/>
-      </w:r>
-      <w:r>
-        <w:rPr>
-          <w:rStyle w:val="NormalTok"/>
-        </w:rPr>
-        <w:t xml:space="preserve">  )</w:t>
-      </w:r>
-      <w:r>
-        <w:br/>
-      </w:r>
-      <w:r>
-        <w:br/>
-      </w:r>
-      <w:r>
-        <w:rPr>
-          <w:rStyle w:val="NormalTok"/>
-        </w:rPr>
-        <w:t xml:space="preserve">  </w:t>
-      </w:r>
-      <w:r>
-        <w:rPr>
-          <w:rStyle w:val="FunctionTok"/>
-        </w:rPr>
-        <w:t>vcov</w:t>
-      </w:r>
-      <w:r>
-        <w:rPr>
-          <w:rStyle w:val="NormalTok"/>
-        </w:rPr>
-        <w:t>(out_a)</w:t>
-      </w:r>
-      <w:r>
-        <w:br/>
-      </w:r>
-      <w:r>
-        <w:rPr>
-          <w:rStyle w:val="NormalTok"/>
-        </w:rPr>
-        <w:t>})</w:t>
-      </w:r>
-      <w:r>
-        <w:br/>
-      </w:r>
-      <w:r>
-        <w:br/>
-      </w:r>
-      <w:r>
-        <w:rPr>
-          <w:rStyle w:val="CommentTok"/>
-        </w:rPr>
-        <w:t># 4. Fill the area-specific MFH sampling-error covariance input.</w:t>
-      </w:r>
-      <w:r>
-        <w:br/>
-      </w:r>
-      <w:r>
-        <w:rPr>
-          <w:rStyle w:val="CommentTok"/>
-        </w:rPr>
-        <w:t># For two years, each D_j contains:</w:t>
-      </w:r>
-      <w:r>
-        <w:br/>
-      </w:r>
-      <w:r>
-        <w:rPr>
-          <w:rStyle w:val="CommentTok"/>
-        </w:rPr>
-        <w:t>#   D_j[1,1] = design variance for year 1</w:t>
-      </w:r>
-      <w:r>
-        <w:br/>
-      </w:r>
-      <w:r>
-        <w:rPr>
-          <w:rStyle w:val="CommentTok"/>
-        </w:rPr>
-        <w:t>#   D_j[2,2] = design variance for year 2</w:t>
-      </w:r>
-      <w:r>
-        <w:br/>
-      </w:r>
-      <w:r>
-        <w:rPr>
-          <w:rStyle w:val="CommentTok"/>
-        </w:rPr>
-        <w:t>#   D_j[1,2] = D_j[2,1] = design covariance between years</w:t>
-      </w:r>
-      <w:r>
-        <w:br/>
-      </w:r>
-      <w:r>
-        <w:br/>
-      </w:r>
-      <w:r>
-        <w:rPr>
-          <w:rStyle w:val="CommentTok"/>
-        </w:rPr>
-        <w:t># 5. Package default: replace the noisy per-area off-diagonal with a</w:t>
-      </w:r>
-      <w:r>
-        <w:br/>
-      </w:r>
-      <w:r>
-        <w:rPr>
-          <w:rStyle w:val="CommentTok"/>
-        </w:rPr>
-        <w:t>#    single national cross-time correlation applied to the area variances.</w:t>
-      </w:r>
-      <w:r>
-        <w:br/>
-      </w:r>
-      <w:r>
-        <w:rPr>
-          <w:rStyle w:val="NormalTok"/>
-        </w:rPr>
-        <w:t xml:space="preserve">V_nat   </w:t>
-      </w:r>
-      <w:r>
-        <w:rPr>
-          <w:rStyle w:val="OtherTok"/>
-        </w:rPr>
-        <w:t>&lt;-</w:t>
-      </w:r>
-      <w:r>
-        <w:rPr>
-          <w:rStyle w:val="NormalTok"/>
-        </w:rPr>
-        <w:t xml:space="preserve"> </w:t>
-      </w:r>
-      <w:r>
-        <w:rPr>
-          <w:rStyle w:val="FunctionTok"/>
-        </w:rPr>
-        <w:t>vcov</w:t>
-      </w:r>
-      <w:r>
-        <w:rPr>
-          <w:rStyle w:val="NormalTok"/>
-        </w:rPr>
-        <w:t>(</w:t>
-      </w:r>
-      <w:r>
-        <w:rPr>
-          <w:rStyle w:val="FunctionTok"/>
-        </w:rPr>
-        <w:t>svyby</w:t>
-      </w:r>
-      <w:r>
-        <w:rPr>
-          <w:rStyle w:val="NormalTok"/>
-        </w:rPr>
-        <w:t>(</w:t>
-      </w:r>
-      <w:r>
-        <w:rPr>
-          <w:rStyle w:val="SpecialCharTok"/>
-        </w:rPr>
-        <w:t>~</w:t>
-      </w:r>
-      <w:r>
-        <w:rPr>
-          <w:rStyle w:val="NormalTok"/>
-        </w:rPr>
-        <w:t xml:space="preserve">poor, </w:t>
-      </w:r>
-      <w:r>
-        <w:rPr>
-          <w:rStyle w:val="SpecialCharTok"/>
-        </w:rPr>
-        <w:t>~</w:t>
-      </w:r>
-      <w:r>
-        <w:rPr>
-          <w:rStyle w:val="NormalTok"/>
-        </w:rPr>
-        <w:t xml:space="preserve">year, des, svymean, </w:t>
-      </w:r>
-      <w:r>
-        <w:rPr>
-          <w:rStyle w:val="AttributeTok"/>
-        </w:rPr>
-        <w:t>covmat =</w:t>
-      </w:r>
-      <w:r>
-        <w:rPr>
-          <w:rStyle w:val="NormalTok"/>
-        </w:rPr>
-        <w:t xml:space="preserve"> </w:t>
-      </w:r>
-      <w:r>
-        <w:rPr>
-          <w:rStyle w:val="ConstantTok"/>
-        </w:rPr>
-        <w:t>TRUE</w:t>
-      </w:r>
-      <w:r>
-        <w:rPr>
-          <w:rStyle w:val="NormalTok"/>
-        </w:rPr>
-        <w:t>))</w:t>
-      </w:r>
-      <w:r>
-        <w:br/>
-      </w:r>
-      <w:r>
-        <w:rPr>
-          <w:rStyle w:val="NormalTok"/>
-        </w:rPr>
-        <w:t xml:space="preserve">rho_hat </w:t>
-      </w:r>
-      <w:r>
-        <w:rPr>
-          <w:rStyle w:val="OtherTok"/>
-        </w:rPr>
-        <w:t>&lt;-</w:t>
-      </w:r>
-      <w:r>
-        <w:rPr>
-          <w:rStyle w:val="NormalTok"/>
-        </w:rPr>
-        <w:t xml:space="preserve"> </w:t>
-      </w:r>
-      <w:r>
-        <w:rPr>
-          <w:rStyle w:val="FunctionTok"/>
-        </w:rPr>
-        <w:t>cov2cor</w:t>
-      </w:r>
-      <w:r>
-        <w:rPr>
-          <w:rStyle w:val="NormalTok"/>
-        </w:rPr>
-        <w:t>(V_nat)[</w:t>
-      </w:r>
-      <w:r>
-        <w:rPr>
-          <w:rStyle w:val="DecValTok"/>
-        </w:rPr>
-        <w:t>1</w:t>
-      </w:r>
-      <w:r>
-        <w:rPr>
-          <w:rStyle w:val="NormalTok"/>
-        </w:rPr>
-        <w:t xml:space="preserve">, </w:t>
-      </w:r>
-      <w:r>
-        <w:rPr>
-          <w:rStyle w:val="DecValTok"/>
-        </w:rPr>
-        <w:t>2</w:t>
-      </w:r>
-      <w:r>
-        <w:rPr>
-          <w:rStyle w:val="NormalTok"/>
-        </w:rPr>
-        <w:t>]</w:t>
-      </w:r>
-      <w:r>
-        <w:br/>
-      </w:r>
-      <w:r>
-        <w:rPr>
-          <w:rStyle w:val="CommentTok"/>
-        </w:rPr>
-        <w:t># Off-diagonal for area j,</w:t>
-      </w:r>
-      <w:r>
-        <w:rPr>
-          <w:rStyle w:val="CommentTok"/>
-        </w:rPr>
-        <w:t xml:space="preserve"> with chosen diagonal variances V1_j, V2_j:</w:t>
-      </w:r>
-      <w:r>
-        <w:br/>
-      </w:r>
-      <w:r>
-        <w:rPr>
-          <w:rStyle w:val="CommentTok"/>
-        </w:rPr>
-        <w:t>#   D_j[1,2] = D_j[2,1] = rho_hat * sqrt(V1_j) * sqrt(V2_j)</w:t>
+        <w:t xml:space="preserve">The following workflow summarizes the current production code; it is not a standalone executable listing.</w:t>
+      </w:r>
+    </w:p>
+    <w:p>
+      <w:pPr>
+        <w:pStyle w:val="Normal"/>
+      </w:pPr>
+      <w:r>
+        <w:t xml:space="preserve">The illustrative R workflow is: construct population_weight = weight × household size; declare the supplied PSU and optional strata design with survey::svydesign; compute arithmetic Direct means or FGT indicators by domain and year with survey::svyby; obtain cross-year design covariance from the joint design; and apply the selected area-variance and correlation policy. The production implementation is scripts/02_mfh.R. For log means, transform only after arithmetic aggregation: variance V/mean² and covariance C/(mean1 × mean2). Validate the assembled covariance matrices once before fitting, retain the repaired matrices, and use those exact inputs for every bootstrap simulation and refit.</w:t>
       </w:r>
     </w:p>
     <w:p>

--- a/docs/guidance/Technical notes/Note on Estimating the Sampling-Error Covariance Matrix (revised).docx
+++ b/docs/guidance/Technical notes/Note on Estimating the Sampling-Error Covariance Matrix (revised).docx
@@ -540,7 +540,7 @@
         <w:pStyle w:val="Normal"/>
       </w:pPr>
       <w:r>
-        <w:t xml:space="preserve">QER implementation scope. This note concerns covariance of Direct sampling errors, not MCPE of model prediction errors. The latter and annual MSE are estimated jointly by the final-estimator bootstrap described in the companion MSE note. The implementation checks and simulation evidence are documented in docs/METHODOLOGY_ALIGNMENT.md and docs/MCPE_VALIDATION_STATUS.md. Numerical agreement and Monte Carlo precision do not certify interval coverage for all survey designs. Review model assumptions, boundary sensitivity and any undercoverage before dissemination. Use the latest validation status for current experiment counts and results.</w:t>
+        <w:t xml:space="preserve">QER implementation scope. This note concerns covariance of Direct sampling errors, not MCPE of model prediction errors. The latter and annual MSE are estimated jointly by the final-estimator bootstrap described in the companion MSE note. The implementation checks and simulation evidence are documented in docs/guidance/METHODOLOGY_ALIGNMENT.md and docs/validation/MCPE_VALIDATION_STATUS.md. Numerical agreement and Monte Carlo precision do not certify interval coverage for all survey designs. Review model assumptions, boundary sensitivity and any undercoverage before dissemination. Use the latest validation status for current experiment counts and results.</w:t>
       </w:r>
     </w:p>
     <w:p>
@@ -5184,94 +5184,94 @@
         <w:pStyle w:val="FirstParagraph"/>
       </w:pPr>
       <w:r>
-        <w:t xml:space="preserve">The EU SAE package operationalizes the two-year sampling-error covariance input in </w:t>
+        <w:t xml:space="preserve">The two-year covariance implementation in scripts/02_mfh.R uses survey::svydesign with ids = ~psu, optional supplied strata, and weights = ~population_weight. For household rows, population_weight = weight × household size; for person rows it equals weight alone. Domain covariance comes from the correctly specified joint survey design via svyby(..., covmat = TRUE) and vcov(). A national cross-time correlation can be combined with the chosen domain variances.</w:t>
       </w:r>
       <w:r>
         <w:rPr>
           <w:rStyle w:val="VerbatimChar"/>
         </w:rPr>
-        <w:t>scripts/02_mfh.R</w:t>
-      </w:r>
-      <w:r>
-        <w:t xml:space="preserve">. Direct estimates and sampling variances are computed using a </w:t>
+        <w:t xml:space="preserve"/>
+      </w:r>
+      <w:r>
+        <w:t xml:space="preserve"/>
       </w:r>
       <w:r>
         <w:rPr>
           <w:rStyle w:val="VerbatimChar"/>
         </w:rPr>
-        <w:t>survey</w:t>
-      </w:r>
-      <w:r>
-        <w:t xml:space="preserve"> design with </w:t>
+        <w:t xml:space="preserve"/>
+      </w:r>
+      <w:r>
+        <w:t xml:space="preserve"/>
       </w:r>
       <w:r>
         <w:rPr>
           <w:rStyle w:val="VerbatimChar"/>
         </w:rPr>
-        <w:t>ids = ~psu</w:t>
-      </w:r>
-      <w:r>
-        <w:t xml:space="preserve"> and </w:t>
+        <w:t xml:space="preserve"/>
+      </w:r>
+      <w:r>
+        <w:t xml:space="preserve"/>
       </w:r>
       <w:r>
         <w:rPr>
           <w:rStyle w:val="VerbatimChar"/>
         </w:rPr>
-        <w:t>weights = ~weight</w:t>
-      </w:r>
-      <w:r>
-        <w:t xml:space="preserve">. Domain-level covariance is obtained from </w:t>
+        <w:t xml:space="preserve"/>
+      </w:r>
+      <w:r>
+        <w:t xml:space="preserve"/>
       </w:r>
       <w:proofErr w:type="gramStart"/>
       <w:r>
         <w:rPr>
           <w:rStyle w:val="VerbatimChar"/>
         </w:rPr>
-        <w:t>svyby(</w:t>
+        <w:t xml:space="preserve"/>
       </w:r>
       <w:proofErr w:type="gramEnd"/>
       <w:r>
         <w:rPr>
           <w:rStyle w:val="VerbatimChar"/>
         </w:rPr>
-        <w:t>..., covmat = TRUE)</w:t>
-      </w:r>
-      <w:r>
-        <w:t xml:space="preserve"> and extracted with </w:t>
+        <w:t xml:space="preserve"/>
+      </w:r>
+      <w:r>
+        <w:t xml:space="preserve"/>
       </w:r>
       <w:proofErr w:type="gramStart"/>
       <w:r>
         <w:rPr>
           <w:rStyle w:val="VerbatimChar"/>
         </w:rPr>
-        <w:t>vcov(</w:t>
+        <w:t xml:space="preserve"/>
       </w:r>
       <w:proofErr w:type="gramEnd"/>
       <w:r>
         <w:rPr>
           <w:rStyle w:val="VerbatimChar"/>
         </w:rPr>
-        <w:t>)</w:t>
-      </w:r>
-      <w:r>
-        <w:t xml:space="preserve">. A national cross-time correlation is also computed from a national </w:t>
+        <w:t xml:space="preserve"/>
+      </w:r>
+      <w:r>
+        <w:t xml:space="preserve"/>
       </w:r>
       <w:proofErr w:type="gramStart"/>
       <w:r>
         <w:rPr>
           <w:rStyle w:val="VerbatimChar"/>
         </w:rPr>
-        <w:t>svyby(</w:t>
+        <w:t xml:space="preserve"/>
       </w:r>
       <w:proofErr w:type="gramEnd"/>
       <w:r>
         <w:rPr>
           <w:rStyle w:val="VerbatimChar"/>
         </w:rPr>
-        <w:t>..., covmat = TRUE)</w:t>
-      </w:r>
-      <w:r>
-        <w:t xml:space="preserve"> result and applied to domain-level variance choices.</w:t>
+        <w:t xml:space="preserve"/>
+      </w:r>
+      <w:r>
+        <w:t xml:space="preserve"/>
       </w:r>
     </w:p>
     <w:p>
@@ -6373,42 +6373,42 @@
         <w:pStyle w:val="FirstParagraph"/>
       </w:pPr>
       <w:r>
-        <w:t xml:space="preserve">The diagonal variances also scale the </w:t>
+        <w:t xml:space="preserve">The same variance concept must scale the diagonal and off-diagonal. direct keeps raw design variances subject to explicit missing/zero safety backfills. sm_all is the default and replaces all working variances with GVF predictions. Optional sm_out retains a finite direct variance at least 0.001 and replaces missing, nonfinite or strictly smaller values with GVF predictions; it does not replace large variances. This cutoff is an application policy requiring indicator/scale sensitivity checks. For log means it applies on the log-mean variance scale. Raw Direct uncertainty remains separate from these model inputs.</w:t>
       </w:r>
       <w:proofErr w:type="gramStart"/>
       <w:r>
-        <w:t>off-diagonal</w:t>
+        <w:t xml:space="preserve"/>
       </w:r>
       <w:proofErr w:type="gramEnd"/>
       <w:r>
-        <w:t xml:space="preserve">, so the same variance concept must be used in both places. The package builds these variances in three ways. The </w:t>
+        <w:t xml:space="preserve"/>
       </w:r>
       <w:r>
         <w:rPr>
           <w:rStyle w:val="VerbatimChar"/>
         </w:rPr>
-        <w:t>direct</w:t>
-      </w:r>
-      <w:r>
-        <w:t xml:space="preserve"> option keeps the raw design-based variances, backfilling only missing or zero values. The fully smoothed option (</w:t>
+        <w:t xml:space="preserve"/>
+      </w:r>
+      <w:r>
+        <w:t xml:space="preserve"/>
       </w:r>
       <w:r>
         <w:rPr>
           <w:rStyle w:val="VerbatimChar"/>
         </w:rPr>
-        <w:t>sm_all</w:t>
-      </w:r>
-      <w:r>
-        <w:t>) replaces every variance with a smoothed value. The outlier-smoothed option (</w:t>
+        <w:t xml:space="preserve"/>
+      </w:r>
+      <w:r>
+        <w:t xml:space="preserve"/>
       </w:r>
       <w:r>
         <w:rPr>
           <w:rStyle w:val="VerbatimChar"/>
         </w:rPr>
-        <w:t>sm_out</w:t>
-      </w:r>
-      <w:r>
-        <w:t>), which is the default, replaces only problematic variances (those near zero, or far above the smoothed value) and leaves the remaining direct variances unchanged.</w:t>
+        <w:t xml:space="preserve"/>
+      </w:r>
+      <w:r>
+        <w:t xml:space="preserve"/>
       </w:r>
     </w:p>
     <w:p>
@@ -6892,7 +6892,7 @@
         <w:t>rho_sm_out</w:t>
       </w:r>
       <w:r>
-        <w:t>: estimate a national cross-time correlation and apply it to outlier-smoothed domain variances.</w:t>
+        <w:t xml:space="preserve">: estimate a national cross-time correlation and apply it to selectively smoothed (sm_out) domain variances.</w:t>
       </w:r>
     </w:p>
     <w:p>
@@ -6977,16 +6977,16 @@
         </w:numPr>
       </w:pPr>
       <w:r>
-        <w:t xml:space="preserve">Use </w:t>
+        <w:t xml:space="preserve">Use rho_sm_all with sm_all as the default when sampling dependence is plausible and domain covariances are noisy; assess the GVF fit and covariance assumptions.</w:t>
       </w:r>
       <w:r>
         <w:rPr>
           <w:rStyle w:val="VerbatimChar"/>
         </w:rPr>
-        <w:t>rho_sm_out</w:t>
-      </w:r>
-      <w:r>
-        <w:t xml:space="preserve"> as the practical default when sample overlap is plausible but domain-level covariances are noisy.</w:t>
+        <w:t xml:space="preserve"/>
+      </w:r>
+      <w:r>
+        <w:t xml:space="preserve"/>
       </w:r>
     </w:p>
     <w:p>
@@ -6998,16 +6998,16 @@
         </w:numPr>
       </w:pPr>
       <w:r>
-        <w:t xml:space="preserve">Use </w:t>
+        <w:t xml:space="preserve">Use rho_sm_out with sm_out as an optional sensitivity. Its unchanged 0.001 cutoff is scale-specific and does not replace large variances.</w:t>
       </w:r>
       <w:r>
         <w:rPr>
           <w:rStyle w:val="VerbatimChar"/>
         </w:rPr>
-        <w:t>rho_sm_all</w:t>
-      </w:r>
-      <w:r>
-        <w:t xml:space="preserve"> when many domain-level variances are unstable.</w:t>
+        <w:t xml:space="preserve"/>
+      </w:r>
+      <w:r>
+        <w:t xml:space="preserve"/>
       </w:r>
     </w:p>
     <w:p>
@@ -7075,7 +7075,7 @@
         <w:t>rho_sm_out</w:t>
       </w:r>
       <w:r>
-        <w:t xml:space="preserve"> uses the national cross-time correlation with the outlier-smoothed diagonal variances, while </w:t>
+        <w:t xml:space="preserve"> uses the national cross-time correlation with the selectively smoothed (sm_out) diagonal variances, while </w:t>
       </w:r>
       <w:r>
         <w:rPr>
@@ -7100,88 +7100,88 @@
         <w:pStyle w:val="BodyText"/>
       </w:pPr>
       <w:r>
-        <w:t>In the dashboard these choices are linked automatically: selecting a variance option sets the matching covariance option (</w:t>
+        <w:t xml:space="preserve">The dashboard offers matching variance–covariance choices (sm_all with rho_sm_all, sm_out with rho_sm_out, and direct with rho_dir), with direct and zero covariance also available. New configurations default to sm_all with rho_sm_all. An omitted covariance setting is derived from the effective variance choice; explicit saved choices are preserved. UFH also honors the selected variance option with log mean welfare, on the log-mean variance scale. Arcsine UFH retains its separate effective-sample-size analytical variance, with a fallback to observed sample size when its estimated effective sample size is invalid.</w:t>
       </w:r>
       <w:r>
         <w:rPr>
           <w:rStyle w:val="VerbatimChar"/>
         </w:rPr>
-        <w:t>sm_out</w:t>
-      </w:r>
-      <w:r>
-        <w:t xml:space="preserve"> with </w:t>
+        <w:t xml:space="preserve"/>
+      </w:r>
+      <w:r>
+        <w:t xml:space="preserve"/>
       </w:r>
       <w:r>
         <w:rPr>
           <w:rStyle w:val="VerbatimChar"/>
         </w:rPr>
-        <w:t>rho_sm_out</w:t>
-      </w:r>
-      <w:r>
-        <w:t xml:space="preserve">, </w:t>
+        <w:t xml:space="preserve"/>
+      </w:r>
+      <w:r>
+        <w:t xml:space="preserve"/>
       </w:r>
       <w:r>
         <w:rPr>
           <w:rStyle w:val="VerbatimChar"/>
         </w:rPr>
-        <w:t>sm_all</w:t>
-      </w:r>
-      <w:r>
-        <w:t xml:space="preserve"> with </w:t>
+        <w:t xml:space="preserve"/>
+      </w:r>
+      <w:r>
+        <w:t xml:space="preserve"/>
       </w:r>
       <w:r>
         <w:rPr>
           <w:rStyle w:val="VerbatimChar"/>
         </w:rPr>
-        <w:t>rho_sm_all</w:t>
-      </w:r>
-      <w:r>
-        <w:t xml:space="preserve">, and </w:t>
+        <w:t xml:space="preserve"/>
+      </w:r>
+      <w:r>
+        <w:t xml:space="preserve"/>
       </w:r>
       <w:r>
         <w:rPr>
           <w:rStyle w:val="VerbatimChar"/>
         </w:rPr>
-        <w:t>direct</w:t>
-      </w:r>
-      <w:r>
-        <w:t xml:space="preserve"> with </w:t>
+        <w:t xml:space="preserve"/>
+      </w:r>
+      <w:r>
+        <w:t xml:space="preserve"/>
       </w:r>
       <w:r>
         <w:rPr>
           <w:rStyle w:val="VerbatimChar"/>
         </w:rPr>
-        <w:t>rho_dir</w:t>
-      </w:r>
-      <w:r>
-        <w:t xml:space="preserve">), with </w:t>
+        <w:t xml:space="preserve"/>
+      </w:r>
+      <w:r>
+        <w:t xml:space="preserve"/>
       </w:r>
       <w:r>
         <w:rPr>
           <w:rStyle w:val="VerbatimChar"/>
         </w:rPr>
-        <w:t>direct</w:t>
-      </w:r>
-      <w:r>
-        <w:t xml:space="preserve"> and </w:t>
+        <w:t xml:space="preserve"/>
+      </w:r>
+      <w:r>
+        <w:t xml:space="preserve"/>
       </w:r>
       <w:r>
         <w:rPr>
           <w:rStyle w:val="VerbatimChar"/>
         </w:rPr>
-        <w:t>zero</w:t>
-      </w:r>
-      <w:r>
-        <w:t xml:space="preserve"> also available throughout. The package default pairs the outlier-smoothed variances with </w:t>
+        <w:t xml:space="preserve"/>
+      </w:r>
+      <w:r>
+        <w:t xml:space="preserve"/>
       </w:r>
       <w:r>
         <w:rPr>
           <w:rStyle w:val="VerbatimChar"/>
         </w:rPr>
-        <w:t>rho_sm_out</w:t>
-      </w:r>
-      <w:r>
-        <w:t>.</w:t>
+        <w:t xml:space="preserve"/>
+      </w:r>
+      <w:r>
+        <w:t xml:space="preserve"/>
       </w:r>
     </w:p>
     <w:p>
@@ -7682,7 +7682,7 @@
         </w:numPr>
       </w:pPr>
       <w:r>
-        <w:t>Welfare is strongly clustered geographically, so the intra-PSU correlation is large rather than negligible. The main source of cross-time dependence is the shared PSU, not the few re-interviewed households, and a unit-level overlap correlation would miss most of it.</w:t>
+        <w:t xml:space="preserve">Welfare may be geographically clustered, making persistent PSU-level dependence plausible. Its magnitude and sign must be checked for the application using the joint design and population evolution. Shared PSUs can matter beyond re-interviewed households; a matched-unit correlation alone need not capture all relevant dependence. This is an application-specific expectation, not a universal large-correlation claim.</w:t>
       </w:r>
     </w:p>
     <w:p>
@@ -8806,7 +8806,7 @@
         <w:pStyle w:val="Normal"/>
       </w:pPr>
       <w:r>
-        <w:t xml:space="preserve">The illustrative R workflow is: construct population_weight = weight × household size; declare the supplied PSU and optional strata design with survey::svydesign; compute arithmetic Direct means or FGT indicators by domain and year with survey::svyby; obtain cross-year design covariance from the joint design; and apply the selected area-variance and correlation policy. The production implementation is scripts/02_mfh.R. For log means, transform only after arithmetic aggregation: variance V/mean² and covariance C/(mean1 × mean2). Validate the assembled covariance matrices once before fitting, retain the repaired matrices, and use those exact inputs for every bootstrap simulation and refit.</w:t>
+        <w:t xml:space="preserve">The illustrative R workflow is: construct population_weight = weight × household size for household rows, or population_weight = weight for person rows; declare the supplied PSU and optional strata design with survey::svydesign; compute arithmetic Direct means or FGT indicators by domain and year with survey::svyby; obtain cross-year design covariance from the joint design; and apply the selected area-variance and correlation policy. The production implementation is scripts/02_mfh.R. For log means, transform only after arithmetic aggregation: variance V/mean² and covariance C/(mean1 × mean2). Validate the assembled covariance matrices once before fitting, retain the repaired matrices, and use those exact inputs for every bootstrap simulation and refit.</w:t>
       </w:r>
     </w:p>
     <w:p>

--- a/docs/guidance/Technical notes/Note on Estimating the Sampling-Error Covariance Matrix (revised).docx
+++ b/docs/guidance/Technical notes/Note on Estimating the Sampling-Error Covariance Matrix (revised).docx
@@ -6373,7 +6373,7 @@
         <w:pStyle w:val="FirstParagraph"/>
       </w:pPr>
       <w:r>
-        <w:t xml:space="preserve">The same variance concept must scale the diagonal and off-diagonal. direct keeps raw design variances subject to explicit missing/zero safety backfills. sm_all is the default and replaces all working variances with GVF predictions. Optional sm_out retains a finite direct variance at least 0.001 and replaces missing, nonfinite or strictly smaller values with GVF predictions; it does not replace large variances. This cutoff is an application policy requiring indicator/scale sensitivity checks. For log means it applies on the log-mean variance scale. Raw Direct uncertainty remains separate from these model inputs.</w:t>
+        <w:t xml:space="preserve">The same variance concept must scale the diagonal and off-diagonal. direct keeps raw design variances subject to explicit missing/zero safety backfills. sm_out is the default: it retains a finite direct variance at least 0.001 and replaces missing, nonfinite or strictly smaller values with GVF predictions; it does not replace large variances. This cutoff is an application policy requiring indicator/scale sensitivity checks. For log means it applies on the log-mean variance scale. Optional sm_all replaces all working variances with GVF predictions. Because the GVF uses sample size only, sm_all can overstate the variances of low-poverty areas; the guidelines (Section 6.6) discuss the choice. Raw Direct uncertainty remains separate from these model inputs.</w:t>
       </w:r>
       <w:proofErr w:type="gramStart"/>
       <w:r>
@@ -6977,7 +6977,7 @@
         </w:numPr>
       </w:pPr>
       <w:r>
-        <w:t xml:space="preserve">Use rho_sm_all with sm_all as the default when sampling dependence is plausible and domain covariances are noisy; assess the GVF fit and covariance assumptions.</w:t>
+        <w:t xml:space="preserve">Use rho_sm_out with sm_out as the default when sampling dependence is plausible and domain covariances are noisy. Its 0.001 cutoff is scale-specific and does not replace large variances.</w:t>
       </w:r>
       <w:r>
         <w:rPr>
@@ -6998,7 +6998,7 @@
         </w:numPr>
       </w:pPr>
       <w:r>
-        <w:t xml:space="preserve">Use rho_sm_out with sm_out as an optional sensitivity. Its unchanged 0.001 cutoff is scale-specific and does not replace large variances.</w:t>
+        <w:t xml:space="preserve">Use rho_sm_all with sm_all when direct variances are broadly unstable and the GVF fits well; assess the GVF fit and covariance assumptions.</w:t>
       </w:r>
       <w:r>
         <w:rPr>
@@ -7100,7 +7100,7 @@
         <w:pStyle w:val="BodyText"/>
       </w:pPr>
       <w:r>
-        <w:t xml:space="preserve">The dashboard offers matching variance–covariance choices (sm_all with rho_sm_all, sm_out with rho_sm_out, and direct with rho_dir), with direct and zero covariance also available. New configurations default to sm_all with rho_sm_all. An omitted covariance setting is derived from the effective variance choice; explicit saved choices are preserved. UFH also honors the selected variance option with log mean welfare, on the log-mean variance scale. Arcsine UFH retains its separate effective-sample-size analytical variance, with a fallback to observed sample size when its estimated effective sample size is invalid.</w:t>
+        <w:t xml:space="preserve">The dashboard offers matching variance–covariance choices (sm_out with rho_sm_out, sm_all with rho_sm_all, and direct with rho_dir), with direct and zero covariance also available. New configurations default to sm_out with rho_sm_out. An omitted covariance setting is derived from the effective variance choice; explicit saved choices are preserved. UFH also honors the selected variance option with log mean welfare, on the log-mean variance scale. Arcsine UFH retains its separate effective-sample-size analytical variance, with a fallback to observed sample size when its estimated effective sample size is invalid.</w:t>
       </w:r>
       <w:r>
         <w:rPr>
